--- a/rsp-dashboard/public/templates/Notice to Qualified - Higher Teaching.docx
+++ b/rsp-dashboard/public/templates/Notice to Qualified - Higher Teaching.docx
@@ -23,7 +23,21 @@
         <w:rPr>
           <w:rFonts w:ascii="Bookman Old Style" w:hAnsi="Bookman Old Style"/>
         </w:rPr>
-        <w:t>{FormattedDate}</w:t>
+        <w:t>{</w:t>
+      </w:r>
+      <w:proofErr w:type="spellStart"/>
+      <w:r>
+        <w:rPr>
+          <w:rFonts w:ascii="Bookman Old Style" w:hAnsi="Bookman Old Style"/>
+        </w:rPr>
+        <w:t>FormattedDate</w:t>
+      </w:r>
+      <w:proofErr w:type="spellEnd"/>
+      <w:r>
+        <w:rPr>
+          <w:rFonts w:ascii="Bookman Old Style" w:hAnsi="Bookman Old Style"/>
+        </w:rPr>
+        <w:t>}</w:t>
       </w:r>
     </w:p>
     <w:p>
@@ -49,7 +63,25 @@
           <w:b/>
           <w:bCs/>
         </w:rPr>
-        <w:t>{ApplicantName}</w:t>
+        <w:t>{</w:t>
+      </w:r>
+      <w:proofErr w:type="spellStart"/>
+      <w:r>
+        <w:rPr>
+          <w:rFonts w:ascii="Bookman Old Style" w:hAnsi="Bookman Old Style"/>
+          <w:b/>
+          <w:bCs/>
+        </w:rPr>
+        <w:t>ApplicantName</w:t>
+      </w:r>
+      <w:proofErr w:type="spellEnd"/>
+      <w:r>
+        <w:rPr>
+          <w:rFonts w:ascii="Bookman Old Style" w:hAnsi="Bookman Old Style"/>
+          <w:b/>
+          <w:bCs/>
+        </w:rPr>
+        <w:t>}</w:t>
       </w:r>
     </w:p>
     <w:p>
@@ -171,13 +203,13 @@
         <w:rPr>
           <w:rFonts w:ascii="Bookman Old Style" w:hAnsi="Bookman Old Style"/>
         </w:rPr>
-        <w:t xml:space="preserve">Below are the results of the initial evaluation conducted by the undersigned dated </w:t>
+        <w:t>Below are the results of the initial evaluation conducted by the undersigned dated</w:t>
       </w:r>
       <w:r>
         <w:rPr>
           <w:rFonts w:ascii="Bookman Old Style" w:hAnsi="Bookman Old Style"/>
         </w:rPr>
-        <w:t xml:space="preserve">        </w:t>
+        <w:t xml:space="preserve"> </w:t>
       </w:r>
       <w:r>
         <w:rPr>
@@ -225,15 +257,15 @@
         <w:tblLook w:val="04A0" w:firstRow="1" w:lastRow="0" w:firstColumn="1" w:lastColumn="0" w:noHBand="0" w:noVBand="1"/>
       </w:tblPr>
       <w:tblGrid>
-        <w:gridCol w:w="1885"/>
-        <w:gridCol w:w="3600"/>
-        <w:gridCol w:w="3515"/>
-        <w:gridCol w:w="1440"/>
+        <w:gridCol w:w="1811"/>
+        <w:gridCol w:w="3904"/>
+        <w:gridCol w:w="2836"/>
+        <w:gridCol w:w="1889"/>
       </w:tblGrid>
       <w:tr>
         <w:tc>
           <w:tcPr>
-            <w:tcW w:w="1885" w:type="dxa"/>
+            <w:tcW w:w="1811" w:type="dxa"/>
             <w:tcBorders>
               <w:top w:val="single" w:sz="4" w:space="0" w:color="auto"/>
               <w:left w:val="single" w:sz="4" w:space="0" w:color="auto"/>
@@ -264,7 +296,7 @@
         </w:tc>
         <w:tc>
           <w:tcPr>
-            <w:tcW w:w="3600" w:type="dxa"/>
+            <w:tcW w:w="3904" w:type="dxa"/>
             <w:tcBorders>
               <w:top w:val="single" w:sz="4" w:space="0" w:color="auto"/>
               <w:left w:val="single" w:sz="4" w:space="0" w:color="auto"/>
@@ -302,7 +334,7 @@
         </w:tc>
         <w:tc>
           <w:tcPr>
-            <w:tcW w:w="3515" w:type="dxa"/>
+            <w:tcW w:w="2836" w:type="dxa"/>
             <w:tcBorders>
               <w:top w:val="single" w:sz="4" w:space="0" w:color="auto"/>
               <w:left w:val="single" w:sz="4" w:space="0" w:color="auto"/>
@@ -333,7 +365,7 @@
         </w:tc>
         <w:tc>
           <w:tcPr>
-            <w:tcW w:w="1440" w:type="dxa"/>
+            <w:tcW w:w="1889" w:type="dxa"/>
             <w:tcBorders>
               <w:top w:val="single" w:sz="4" w:space="0" w:color="auto"/>
               <w:left w:val="single" w:sz="4" w:space="0" w:color="auto"/>
@@ -366,7 +398,7 @@
       <w:tr>
         <w:tc>
           <w:tcPr>
-            <w:tcW w:w="1885" w:type="dxa"/>
+            <w:tcW w:w="1811" w:type="dxa"/>
             <w:vMerge w:val="restart"/>
             <w:tcBorders>
               <w:top w:val="single" w:sz="4" w:space="0" w:color="auto"/>
@@ -393,7 +425,7 @@
         </w:tc>
         <w:tc>
           <w:tcPr>
-            <w:tcW w:w="3600" w:type="dxa"/>
+            <w:tcW w:w="3904" w:type="dxa"/>
             <w:tcBorders>
               <w:top w:val="single" w:sz="4" w:space="0" w:color="auto"/>
               <w:left w:val="single" w:sz="4" w:space="0" w:color="auto"/>
@@ -419,6 +451,7 @@
               </w:rPr>
               <w:t>Education:</w:t>
             </w:r>
+            <w:proofErr w:type="gramStart"/>
             <w:r>
               <w:rPr>
                 <w:rFonts w:ascii="Bookman Old Style" w:hAnsi="Bookman Old Style"/>
@@ -452,13 +485,36 @@
                 <w:kern w:val="2"/>
                 <w14:ligatures w14:val="standardContextual"/>
               </w:rPr>
-              <w:t>{QSEducation}</w:t>
+              <w:t>{</w:t>
+            </w:r>
+            <w:proofErr w:type="spellStart"/>
+            <w:proofErr w:type="gramEnd"/>
+            <w:r>
+              <w:rPr>
+                <w:rFonts w:ascii="Bookman Old Style" w:hAnsi="Bookman Old Style"/>
+                <w:bCs/>
+                <w:color w:val="EE0000"/>
+                <w:kern w:val="2"/>
+                <w14:ligatures w14:val="standardContextual"/>
+              </w:rPr>
+              <w:t>QSEducation</w:t>
+            </w:r>
+            <w:proofErr w:type="spellEnd"/>
+            <w:r>
+              <w:rPr>
+                <w:rFonts w:ascii="Bookman Old Style" w:hAnsi="Bookman Old Style"/>
+                <w:bCs/>
+                <w:color w:val="EE0000"/>
+                <w:kern w:val="2"/>
+                <w14:ligatures w14:val="standardContextual"/>
+              </w:rPr>
+              <w:t>}</w:t>
             </w:r>
           </w:p>
         </w:tc>
         <w:tc>
           <w:tcPr>
-            <w:tcW w:w="3515" w:type="dxa"/>
+            <w:tcW w:w="2836" w:type="dxa"/>
             <w:tcBorders>
               <w:top w:val="single" w:sz="4" w:space="0" w:color="auto"/>
               <w:left w:val="single" w:sz="4" w:space="0" w:color="auto"/>
@@ -478,13 +534,27 @@
               <w:rPr>
                 <w:rFonts w:ascii="Bookman Old Style" w:hAnsi="Bookman Old Style"/>
               </w:rPr>
-              <w:t>{AppEducation}</w:t>
+              <w:t>{</w:t>
+            </w:r>
+            <w:proofErr w:type="spellStart"/>
+            <w:r>
+              <w:rPr>
+                <w:rFonts w:ascii="Bookman Old Style" w:hAnsi="Bookman Old Style"/>
+              </w:rPr>
+              <w:t>AppEducation</w:t>
+            </w:r>
+            <w:proofErr w:type="spellEnd"/>
+            <w:r>
+              <w:rPr>
+                <w:rFonts w:ascii="Bookman Old Style" w:hAnsi="Bookman Old Style"/>
+              </w:rPr>
+              <w:t>}</w:t>
             </w:r>
           </w:p>
         </w:tc>
         <w:tc>
           <w:tcPr>
-            <w:tcW w:w="1440" w:type="dxa"/>
+            <w:tcW w:w="1889" w:type="dxa"/>
             <w:tcBorders>
               <w:top w:val="single" w:sz="4" w:space="0" w:color="auto"/>
               <w:left w:val="single" w:sz="4" w:space="0" w:color="auto"/>
@@ -505,7 +575,21 @@
               <w:rPr>
                 <w:rFonts w:ascii="Bookman Old Style" w:hAnsi="Bookman Old Style"/>
               </w:rPr>
-              <w:t>{RmEducation}</w:t>
+              <w:t>{</w:t>
+            </w:r>
+            <w:proofErr w:type="spellStart"/>
+            <w:r>
+              <w:rPr>
+                <w:rFonts w:ascii="Bookman Old Style" w:hAnsi="Bookman Old Style"/>
+              </w:rPr>
+              <w:t>RmEducation</w:t>
+            </w:r>
+            <w:proofErr w:type="spellEnd"/>
+            <w:r>
+              <w:rPr>
+                <w:rFonts w:ascii="Bookman Old Style" w:hAnsi="Bookman Old Style"/>
+              </w:rPr>
+              <w:t>}</w:t>
             </w:r>
           </w:p>
         </w:tc>
@@ -513,7 +597,7 @@
       <w:tr>
         <w:tc>
           <w:tcPr>
-            <w:tcW w:w="1885" w:type="dxa"/>
+            <w:tcW w:w="1811" w:type="dxa"/>
             <w:vMerge/>
             <w:tcBorders>
               <w:left w:val="single" w:sz="4" w:space="0" w:color="auto"/>
@@ -533,7 +617,7 @@
         </w:tc>
         <w:tc>
           <w:tcPr>
-            <w:tcW w:w="3600" w:type="dxa"/>
+            <w:tcW w:w="3904" w:type="dxa"/>
             <w:tcBorders>
               <w:top w:val="single" w:sz="4" w:space="0" w:color="auto"/>
               <w:left w:val="single" w:sz="4" w:space="0" w:color="auto"/>
@@ -557,7 +641,17 @@
                 <w:kern w:val="2"/>
                 <w14:ligatures w14:val="standardContextual"/>
               </w:rPr>
-              <w:t xml:space="preserve">Experience: </w:t>
+              <w:t>Training</w:t>
+            </w:r>
+            <w:proofErr w:type="gramStart"/>
+            <w:r>
+              <w:rPr>
+                <w:rFonts w:ascii="Bookman Old Style" w:hAnsi="Bookman Old Style"/>
+                <w:b/>
+                <w:kern w:val="2"/>
+                <w14:ligatures w14:val="standardContextual"/>
+              </w:rPr>
+              <w:t xml:space="preserve">: </w:t>
             </w:r>
             <w:r>
               <w:rPr>
@@ -575,8 +669,10 @@
                 <w:kern w:val="2"/>
                 <w14:ligatures w14:val="standardContextual"/>
               </w:rPr>
-              <w:t xml:space="preserve">4 </w:t>
-            </w:r>
+              <w:t>{</w:t>
+            </w:r>
+            <w:proofErr w:type="spellStart"/>
+            <w:proofErr w:type="gramEnd"/>
             <w:r>
               <w:rPr>
                 <w:rFonts w:ascii="Bookman Old Style" w:hAnsi="Bookman Old Style"/>
@@ -585,13 +681,24 @@
                 <w:kern w:val="2"/>
                 <w14:ligatures w14:val="standardContextual"/>
               </w:rPr>
-              <w:t>years of relevant teaching/ industry work experience</w:t>
+              <w:t>QSTraining</w:t>
+            </w:r>
+            <w:proofErr w:type="spellEnd"/>
+            <w:r>
+              <w:rPr>
+                <w:rFonts w:ascii="Bookman Old Style" w:hAnsi="Bookman Old Style"/>
+                <w:bCs/>
+                <w:color w:val="EE0000"/>
+                <w:kern w:val="2"/>
+                <w14:ligatures w14:val="standardContextual"/>
+              </w:rPr>
+              <w:t>}</w:t>
             </w:r>
           </w:p>
         </w:tc>
         <w:tc>
           <w:tcPr>
-            <w:tcW w:w="3515" w:type="dxa"/>
+            <w:tcW w:w="2836" w:type="dxa"/>
             <w:tcBorders>
               <w:top w:val="single" w:sz="4" w:space="0" w:color="auto"/>
               <w:left w:val="single" w:sz="4" w:space="0" w:color="auto"/>
@@ -611,19 +718,33 @@
               <w:rPr>
                 <w:rFonts w:ascii="Bookman Old Style" w:hAnsi="Bookman Old Style"/>
               </w:rPr>
-              <w:t>Cash Management and Control System</w:t>
-            </w:r>
-            <w:r>
-              <w:rPr>
-                <w:rFonts w:ascii="Bookman Old Style" w:hAnsi="Bookman Old Style"/>
-              </w:rPr>
-              <w:t xml:space="preserve"> (24 month)</w:t>
+              <w:t>{</w:t>
+            </w:r>
+            <w:proofErr w:type="spellStart"/>
+            <w:r>
+              <w:rPr>
+                <w:rFonts w:ascii="Bookman Old Style" w:hAnsi="Bookman Old Style"/>
+              </w:rPr>
+              <w:t>App</w:t>
+            </w:r>
+            <w:r>
+              <w:rPr>
+                <w:rFonts w:ascii="Bookman Old Style" w:hAnsi="Bookman Old Style"/>
+              </w:rPr>
+              <w:t>Training</w:t>
+            </w:r>
+            <w:proofErr w:type="spellEnd"/>
+            <w:r>
+              <w:rPr>
+                <w:rFonts w:ascii="Bookman Old Style" w:hAnsi="Bookman Old Style"/>
+              </w:rPr>
+              <w:t>}</w:t>
             </w:r>
           </w:p>
         </w:tc>
         <w:tc>
           <w:tcPr>
-            <w:tcW w:w="1440" w:type="dxa"/>
+            <w:tcW w:w="1889" w:type="dxa"/>
             <w:tcBorders>
               <w:top w:val="single" w:sz="4" w:space="0" w:color="auto"/>
               <w:left w:val="single" w:sz="4" w:space="0" w:color="auto"/>
@@ -645,7 +766,21 @@
               <w:rPr>
                 <w:rFonts w:ascii="Bookman Old Style" w:hAnsi="Bookman Old Style"/>
               </w:rPr>
-              <w:t>{RmExperience}</w:t>
+              <w:t>{</w:t>
+            </w:r>
+            <w:proofErr w:type="spellStart"/>
+            <w:r>
+              <w:rPr>
+                <w:rFonts w:ascii="Bookman Old Style" w:hAnsi="Bookman Old Style"/>
+              </w:rPr>
+              <w:t>RmExperience</w:t>
+            </w:r>
+            <w:proofErr w:type="spellEnd"/>
+            <w:r>
+              <w:rPr>
+                <w:rFonts w:ascii="Bookman Old Style" w:hAnsi="Bookman Old Style"/>
+              </w:rPr>
+              <w:t>}</w:t>
             </w:r>
           </w:p>
         </w:tc>
@@ -653,7 +788,7 @@
       <w:tr>
         <w:tc>
           <w:tcPr>
-            <w:tcW w:w="1885" w:type="dxa"/>
+            <w:tcW w:w="1811" w:type="dxa"/>
             <w:vMerge/>
             <w:tcBorders>
               <w:left w:val="single" w:sz="4" w:space="0" w:color="auto"/>
@@ -673,7 +808,7 @@
         </w:tc>
         <w:tc>
           <w:tcPr>
-            <w:tcW w:w="3600" w:type="dxa"/>
+            <w:tcW w:w="3904" w:type="dxa"/>
             <w:tcBorders>
               <w:top w:val="single" w:sz="4" w:space="0" w:color="auto"/>
               <w:left w:val="single" w:sz="4" w:space="0" w:color="auto"/>
@@ -697,7 +832,17 @@
                 <w:kern w:val="2"/>
                 <w14:ligatures w14:val="standardContextual"/>
               </w:rPr>
-              <w:t xml:space="preserve">Training: </w:t>
+              <w:t>Experience</w:t>
+            </w:r>
+            <w:proofErr w:type="gramStart"/>
+            <w:r>
+              <w:rPr>
+                <w:rFonts w:ascii="Bookman Old Style" w:hAnsi="Bookman Old Style"/>
+                <w:b/>
+                <w:kern w:val="2"/>
+                <w14:ligatures w14:val="standardContextual"/>
+              </w:rPr>
+              <w:t xml:space="preserve">: </w:t>
             </w:r>
             <w:r>
               <w:rPr>
@@ -715,13 +860,36 @@
                 <w:kern w:val="2"/>
                 <w14:ligatures w14:val="standardContextual"/>
               </w:rPr>
-              <w:t>{QSTraining}</w:t>
+              <w:t>{</w:t>
+            </w:r>
+            <w:proofErr w:type="spellStart"/>
+            <w:proofErr w:type="gramEnd"/>
+            <w:r>
+              <w:rPr>
+                <w:rFonts w:ascii="Bookman Old Style" w:hAnsi="Bookman Old Style"/>
+                <w:bCs/>
+                <w:color w:val="EE0000"/>
+                <w:kern w:val="2"/>
+                <w14:ligatures w14:val="standardContextual"/>
+              </w:rPr>
+              <w:t>QSExperience</w:t>
+            </w:r>
+            <w:proofErr w:type="spellEnd"/>
+            <w:r>
+              <w:rPr>
+                <w:rFonts w:ascii="Bookman Old Style" w:hAnsi="Bookman Old Style"/>
+                <w:bCs/>
+                <w:color w:val="EE0000"/>
+                <w:kern w:val="2"/>
+                <w14:ligatures w14:val="standardContextual"/>
+              </w:rPr>
+              <w:t>}</w:t>
             </w:r>
           </w:p>
         </w:tc>
         <w:tc>
           <w:tcPr>
-            <w:tcW w:w="3515" w:type="dxa"/>
+            <w:tcW w:w="2836" w:type="dxa"/>
             <w:tcBorders>
               <w:top w:val="single" w:sz="4" w:space="0" w:color="auto"/>
               <w:left w:val="single" w:sz="4" w:space="0" w:color="auto"/>
@@ -741,61 +909,27 @@
               <w:rPr>
                 <w:rFonts w:ascii="Bookman Old Style" w:hAnsi="Bookman Old Style"/>
               </w:rPr>
-              <w:t>Administrative Aide III (Clerk I)</w:t>
-            </w:r>
-            <w:r>
-              <w:rPr>
-                <w:rFonts w:ascii="Bookman Old Style" w:hAnsi="Bookman Old Style"/>
-              </w:rPr>
-              <w:t xml:space="preserve"> - </w:t>
-            </w:r>
-            <w:r>
-              <w:rPr>
-                <w:rFonts w:ascii="Bookman Old Style" w:hAnsi="Bookman Old Style"/>
-              </w:rPr>
-              <w:t>(</w:t>
-            </w:r>
-            <w:r>
-              <w:rPr>
-                <w:rFonts w:ascii="Bookman Old Style" w:hAnsi="Bookman Old Style"/>
-              </w:rPr>
-              <w:t>1</w:t>
-            </w:r>
-            <w:r>
-              <w:rPr>
-                <w:rFonts w:ascii="Bookman Old Style" w:hAnsi="Bookman Old Style"/>
-              </w:rPr>
-              <w:t xml:space="preserve"> yr &amp; </w:t>
-            </w:r>
-            <w:r>
-              <w:rPr>
-                <w:rFonts w:ascii="Bookman Old Style" w:hAnsi="Bookman Old Style"/>
-              </w:rPr>
-              <w:t>7</w:t>
-            </w:r>
-            <w:r>
-              <w:rPr>
-                <w:rFonts w:ascii="Bookman Old Style" w:hAnsi="Bookman Old Style"/>
-              </w:rPr>
-              <w:t xml:space="preserve"> mo</w:t>
-            </w:r>
-            <w:r>
-              <w:rPr>
-                <w:rFonts w:ascii="Bookman Old Style" w:hAnsi="Bookman Old Style"/>
-              </w:rPr>
-              <w:t>s</w:t>
-            </w:r>
-            <w:r>
-              <w:rPr>
-                <w:rFonts w:ascii="Bookman Old Style" w:hAnsi="Bookman Old Style"/>
-              </w:rPr>
-              <w:t>)</w:t>
+              <w:t>{</w:t>
+            </w:r>
+            <w:proofErr w:type="spellStart"/>
+            <w:r>
+              <w:rPr>
+                <w:rFonts w:ascii="Bookman Old Style" w:hAnsi="Bookman Old Style"/>
+              </w:rPr>
+              <w:t>AppExperience</w:t>
+            </w:r>
+            <w:proofErr w:type="spellEnd"/>
+            <w:r>
+              <w:rPr>
+                <w:rFonts w:ascii="Bookman Old Style" w:hAnsi="Bookman Old Style"/>
+              </w:rPr>
+              <w:t>}</w:t>
             </w:r>
           </w:p>
         </w:tc>
         <w:tc>
           <w:tcPr>
-            <w:tcW w:w="1440" w:type="dxa"/>
+            <w:tcW w:w="1889" w:type="dxa"/>
             <w:tcBorders>
               <w:top w:val="single" w:sz="4" w:space="0" w:color="auto"/>
               <w:left w:val="single" w:sz="4" w:space="0" w:color="auto"/>
@@ -816,7 +950,21 @@
               <w:rPr>
                 <w:rFonts w:ascii="Bookman Old Style" w:hAnsi="Bookman Old Style"/>
               </w:rPr>
-              <w:t>{RmTraining}</w:t>
+              <w:t>{</w:t>
+            </w:r>
+            <w:proofErr w:type="spellStart"/>
+            <w:r>
+              <w:rPr>
+                <w:rFonts w:ascii="Bookman Old Style" w:hAnsi="Bookman Old Style"/>
+              </w:rPr>
+              <w:t>RmTraining</w:t>
+            </w:r>
+            <w:proofErr w:type="spellEnd"/>
+            <w:r>
+              <w:rPr>
+                <w:rFonts w:ascii="Bookman Old Style" w:hAnsi="Bookman Old Style"/>
+              </w:rPr>
+              <w:t>}</w:t>
             </w:r>
           </w:p>
         </w:tc>
@@ -824,7 +972,7 @@
       <w:tr>
         <w:tc>
           <w:tcPr>
-            <w:tcW w:w="1885" w:type="dxa"/>
+            <w:tcW w:w="1811" w:type="dxa"/>
             <w:vMerge/>
             <w:tcBorders>
               <w:left w:val="single" w:sz="4" w:space="0" w:color="auto"/>
@@ -844,7 +992,7 @@
         </w:tc>
         <w:tc>
           <w:tcPr>
-            <w:tcW w:w="3600" w:type="dxa"/>
+            <w:tcW w:w="3904" w:type="dxa"/>
             <w:tcBorders>
               <w:top w:val="single" w:sz="4" w:space="0" w:color="auto"/>
               <w:left w:val="single" w:sz="4" w:space="0" w:color="auto"/>
@@ -868,7 +1016,17 @@
                 <w:kern w:val="2"/>
                 <w14:ligatures w14:val="standardContextual"/>
               </w:rPr>
-              <w:t>Eligibility:</w:t>
+              <w:t>Eligibility</w:t>
+            </w:r>
+            <w:proofErr w:type="gramStart"/>
+            <w:r>
+              <w:rPr>
+                <w:rFonts w:ascii="Bookman Old Style" w:hAnsi="Bookman Old Style"/>
+                <w:b/>
+                <w:kern w:val="2"/>
+                <w14:ligatures w14:val="standardContextual"/>
+              </w:rPr>
+              <w:t>:</w:t>
             </w:r>
             <w:r>
               <w:rPr>
@@ -886,13 +1044,36 @@
                 <w:kern w:val="2"/>
                 <w14:ligatures w14:val="standardContextual"/>
               </w:rPr>
-              <w:t>{QSEligibility}</w:t>
+              <w:t>{</w:t>
+            </w:r>
+            <w:proofErr w:type="spellStart"/>
+            <w:proofErr w:type="gramEnd"/>
+            <w:r>
+              <w:rPr>
+                <w:rFonts w:ascii="Bookman Old Style" w:hAnsi="Bookman Old Style"/>
+                <w:bCs/>
+                <w:color w:val="EE0000"/>
+                <w:kern w:val="2"/>
+                <w14:ligatures w14:val="standardContextual"/>
+              </w:rPr>
+              <w:t>QSEligibility</w:t>
+            </w:r>
+            <w:proofErr w:type="spellEnd"/>
+            <w:r>
+              <w:rPr>
+                <w:rFonts w:ascii="Bookman Old Style" w:hAnsi="Bookman Old Style"/>
+                <w:bCs/>
+                <w:color w:val="EE0000"/>
+                <w:kern w:val="2"/>
+                <w14:ligatures w14:val="standardContextual"/>
+              </w:rPr>
+              <w:t>}</w:t>
             </w:r>
           </w:p>
         </w:tc>
         <w:tc>
           <w:tcPr>
-            <w:tcW w:w="3515" w:type="dxa"/>
+            <w:tcW w:w="2836" w:type="dxa"/>
             <w:tcBorders>
               <w:top w:val="single" w:sz="4" w:space="0" w:color="auto"/>
               <w:left w:val="single" w:sz="4" w:space="0" w:color="auto"/>
@@ -912,13 +1093,27 @@
               <w:rPr>
                 <w:rFonts w:ascii="Bookman Old Style" w:hAnsi="Bookman Old Style"/>
               </w:rPr>
-              <w:t>{AppEligibility}</w:t>
+              <w:t>{</w:t>
+            </w:r>
+            <w:proofErr w:type="spellStart"/>
+            <w:r>
+              <w:rPr>
+                <w:rFonts w:ascii="Bookman Old Style" w:hAnsi="Bookman Old Style"/>
+              </w:rPr>
+              <w:t>AppEligibility</w:t>
+            </w:r>
+            <w:proofErr w:type="spellEnd"/>
+            <w:r>
+              <w:rPr>
+                <w:rFonts w:ascii="Bookman Old Style" w:hAnsi="Bookman Old Style"/>
+              </w:rPr>
+              <w:t>}</w:t>
             </w:r>
           </w:p>
         </w:tc>
         <w:tc>
           <w:tcPr>
-            <w:tcW w:w="1440" w:type="dxa"/>
+            <w:tcW w:w="1889" w:type="dxa"/>
             <w:tcBorders>
               <w:top w:val="single" w:sz="4" w:space="0" w:color="auto"/>
               <w:left w:val="single" w:sz="4" w:space="0" w:color="auto"/>
@@ -939,7 +1134,21 @@
               <w:rPr>
                 <w:rFonts w:ascii="Bookman Old Style" w:hAnsi="Bookman Old Style"/>
               </w:rPr>
-              <w:t>{RmEligibility}</w:t>
+              <w:t>{</w:t>
+            </w:r>
+            <w:proofErr w:type="spellStart"/>
+            <w:r>
+              <w:rPr>
+                <w:rFonts w:ascii="Bookman Old Style" w:hAnsi="Bookman Old Style"/>
+              </w:rPr>
+              <w:t>RmEligibility</w:t>
+            </w:r>
+            <w:proofErr w:type="spellEnd"/>
+            <w:r>
+              <w:rPr>
+                <w:rFonts w:ascii="Bookman Old Style" w:hAnsi="Bookman Old Style"/>
+              </w:rPr>
+              <w:t>}</w:t>
             </w:r>
           </w:p>
         </w:tc>
@@ -947,7 +1156,7 @@
       <w:tr>
         <w:tc>
           <w:tcPr>
-            <w:tcW w:w="1885" w:type="dxa"/>
+            <w:tcW w:w="1811" w:type="dxa"/>
             <w:vMerge/>
             <w:tcBorders>
               <w:left w:val="single" w:sz="4" w:space="0" w:color="auto"/>
@@ -966,7 +1175,7 @@
         </w:tc>
         <w:tc>
           <w:tcPr>
-            <w:tcW w:w="3600" w:type="dxa"/>
+            <w:tcW w:w="3904" w:type="dxa"/>
             <w:tcBorders>
               <w:top w:val="single" w:sz="4" w:space="0" w:color="auto"/>
               <w:left w:val="single" w:sz="4" w:space="0" w:color="auto"/>
@@ -1000,7 +1209,7 @@
         </w:tc>
         <w:tc>
           <w:tcPr>
-            <w:tcW w:w="3515" w:type="dxa"/>
+            <w:tcW w:w="2836" w:type="dxa"/>
             <w:tcBorders>
               <w:top w:val="single" w:sz="4" w:space="0" w:color="auto"/>
               <w:left w:val="single" w:sz="4" w:space="0" w:color="auto"/>
@@ -1029,7 +1238,7 @@
         </w:tc>
         <w:tc>
           <w:tcPr>
-            <w:tcW w:w="1440" w:type="dxa"/>
+            <w:tcW w:w="1889" w:type="dxa"/>
             <w:tcBorders>
               <w:top w:val="single" w:sz="4" w:space="0" w:color="auto"/>
               <w:left w:val="single" w:sz="4" w:space="0" w:color="auto"/>
@@ -1063,7 +1272,7 @@
         </w:trPr>
         <w:tc>
           <w:tcPr>
-            <w:tcW w:w="1885" w:type="dxa"/>
+            <w:tcW w:w="1811" w:type="dxa"/>
             <w:vMerge/>
             <w:tcBorders>
               <w:left w:val="single" w:sz="4" w:space="0" w:color="auto"/>
@@ -1082,7 +1291,7 @@
         </w:tc>
         <w:tc>
           <w:tcPr>
-            <w:tcW w:w="3600" w:type="dxa"/>
+            <w:tcW w:w="3904" w:type="dxa"/>
             <w:vMerge w:val="restart"/>
             <w:tcBorders>
               <w:top w:val="single" w:sz="4" w:space="0" w:color="auto"/>
@@ -1132,7 +1341,7 @@
         </w:tc>
         <w:tc>
           <w:tcPr>
-            <w:tcW w:w="3515" w:type="dxa"/>
+            <w:tcW w:w="2836" w:type="dxa"/>
             <w:tcBorders>
               <w:top w:val="single" w:sz="4" w:space="0" w:color="auto"/>
               <w:left w:val="single" w:sz="4" w:space="0" w:color="auto"/>
@@ -1158,7 +1367,7 @@
         </w:tc>
         <w:tc>
           <w:tcPr>
-            <w:tcW w:w="1440" w:type="dxa"/>
+            <w:tcW w:w="1889" w:type="dxa"/>
             <w:vMerge w:val="restart"/>
             <w:tcBorders>
               <w:top w:val="single" w:sz="4" w:space="0" w:color="auto"/>
@@ -1190,7 +1399,7 @@
         </w:trPr>
         <w:tc>
           <w:tcPr>
-            <w:tcW w:w="1885" w:type="dxa"/>
+            <w:tcW w:w="1811" w:type="dxa"/>
             <w:vMerge/>
             <w:tcBorders>
               <w:left w:val="single" w:sz="4" w:space="0" w:color="auto"/>
@@ -1209,7 +1418,7 @@
         </w:tc>
         <w:tc>
           <w:tcPr>
-            <w:tcW w:w="3600" w:type="dxa"/>
+            <w:tcW w:w="3904" w:type="dxa"/>
             <w:vMerge/>
             <w:tcBorders>
               <w:left w:val="single" w:sz="4" w:space="0" w:color="auto"/>
@@ -1231,7 +1440,7 @@
         </w:tc>
         <w:tc>
           <w:tcPr>
-            <w:tcW w:w="3515" w:type="dxa"/>
+            <w:tcW w:w="2836" w:type="dxa"/>
             <w:tcBorders>
               <w:top w:val="single" w:sz="4" w:space="0" w:color="auto"/>
               <w:left w:val="single" w:sz="4" w:space="0" w:color="auto"/>
@@ -1257,7 +1466,7 @@
         </w:tc>
         <w:tc>
           <w:tcPr>
-            <w:tcW w:w="1440" w:type="dxa"/>
+            <w:tcW w:w="1889" w:type="dxa"/>
             <w:vMerge/>
             <w:tcBorders>
               <w:left w:val="single" w:sz="4" w:space="0" w:color="auto"/>
@@ -1279,7 +1488,7 @@
       <w:tr>
         <w:tc>
           <w:tcPr>
-            <w:tcW w:w="1885" w:type="dxa"/>
+            <w:tcW w:w="1811" w:type="dxa"/>
             <w:vMerge/>
             <w:tcBorders>
               <w:left w:val="single" w:sz="4" w:space="0" w:color="auto"/>
@@ -1299,7 +1508,7 @@
         </w:tc>
         <w:tc>
           <w:tcPr>
-            <w:tcW w:w="3600" w:type="dxa"/>
+            <w:tcW w:w="3904" w:type="dxa"/>
             <w:vMerge/>
             <w:tcBorders>
               <w:left w:val="single" w:sz="4" w:space="0" w:color="auto"/>
@@ -1322,7 +1531,7 @@
         </w:tc>
         <w:tc>
           <w:tcPr>
-            <w:tcW w:w="3515" w:type="dxa"/>
+            <w:tcW w:w="2836" w:type="dxa"/>
             <w:tcBorders>
               <w:top w:val="single" w:sz="4" w:space="0" w:color="auto"/>
               <w:left w:val="single" w:sz="4" w:space="0" w:color="auto"/>
@@ -1348,7 +1557,7 @@
         </w:tc>
         <w:tc>
           <w:tcPr>
-            <w:tcW w:w="1440" w:type="dxa"/>
+            <w:tcW w:w="1889" w:type="dxa"/>
             <w:vMerge/>
             <w:tcBorders>
               <w:left w:val="single" w:sz="4" w:space="0" w:color="auto"/>
@@ -1405,31 +1614,25 @@
           <w:b/>
           <w:bCs/>
         </w:rPr>
-        <w:t>T3(SST1)</w:t>
+        <w:t>{</w:t>
       </w:r>
+      <w:proofErr w:type="spellStart"/>
       <w:r>
         <w:rPr>
           <w:rFonts w:ascii="Bookman Old Style" w:hAnsi="Bookman Old Style"/>
           <w:b/>
           <w:bCs/>
         </w:rPr>
-        <w:t>-DOP-0</w:t>
+        <w:t>ApplicationCode</w:t>
       </w:r>
+      <w:proofErr w:type="spellEnd"/>
       <w:r>
         <w:rPr>
           <w:rFonts w:ascii="Bookman Old Style" w:hAnsi="Bookman Old Style"/>
           <w:b/>
           <w:bCs/>
         </w:rPr>
-        <w:t>1</w:t>
-      </w:r>
-      <w:r>
-        <w:rPr>
-          <w:rFonts w:ascii="Bookman Old Style" w:hAnsi="Bookman Old Style"/>
-          <w:b/>
-          <w:bCs/>
-        </w:rPr>
-        <w:t>5</w:t>
+        <w:t>}</w:t>
       </w:r>
       <w:r>
         <w:rPr>

--- a/rsp-dashboard/public/templates/Notice to Qualified - Higher Teaching.docx
+++ b/rsp-dashboard/public/templates/Notice to Qualified - Higher Teaching.docx
@@ -217,23 +217,25 @@
           <w:b/>
           <w:bCs/>
         </w:rPr>
-        <w:t>May 23</w:t>
+        <w:t>{</w:t>
       </w:r>
+      <w:proofErr w:type="spellStart"/>
       <w:r>
         <w:rPr>
           <w:rFonts w:ascii="Bookman Old Style" w:hAnsi="Bookman Old Style"/>
           <w:b/>
           <w:bCs/>
         </w:rPr>
-        <w:t>, 202</w:t>
+        <w:t>IEDate</w:t>
       </w:r>
+      <w:proofErr w:type="spellEnd"/>
       <w:r>
         <w:rPr>
           <w:rFonts w:ascii="Bookman Old Style" w:hAnsi="Bookman Old Style"/>
           <w:b/>
           <w:bCs/>
         </w:rPr>
-        <w:t>5</w:t>
+        <w:t>}</w:t>
       </w:r>
       <w:r>
         <w:rPr>
@@ -451,7 +453,6 @@
               </w:rPr>
               <w:t>Education:</w:t>
             </w:r>
-            <w:proofErr w:type="gramStart"/>
             <w:r>
               <w:rPr>
                 <w:rFonts w:ascii="Bookman Old Style" w:hAnsi="Bookman Old Style"/>
@@ -488,7 +489,6 @@
               <w:t>{</w:t>
             </w:r>
             <w:proofErr w:type="spellStart"/>
-            <w:proofErr w:type="gramEnd"/>
             <w:r>
               <w:rPr>
                 <w:rFonts w:ascii="Bookman Old Style" w:hAnsi="Bookman Old Style"/>
@@ -641,17 +641,7 @@
                 <w:kern w:val="2"/>
                 <w14:ligatures w14:val="standardContextual"/>
               </w:rPr>
-              <w:t>Training</w:t>
-            </w:r>
-            <w:proofErr w:type="gramStart"/>
-            <w:r>
-              <w:rPr>
-                <w:rFonts w:ascii="Bookman Old Style" w:hAnsi="Bookman Old Style"/>
-                <w:b/>
-                <w:kern w:val="2"/>
-                <w14:ligatures w14:val="standardContextual"/>
-              </w:rPr>
-              <w:t xml:space="preserve">: </w:t>
+              <w:t xml:space="preserve">Training: </w:t>
             </w:r>
             <w:r>
               <w:rPr>
@@ -672,7 +662,6 @@
               <w:t>{</w:t>
             </w:r>
             <w:proofErr w:type="spellStart"/>
-            <w:proofErr w:type="gramEnd"/>
             <w:r>
               <w:rPr>
                 <w:rFonts w:ascii="Bookman Old Style" w:hAnsi="Bookman Old Style"/>
@@ -832,17 +821,7 @@
                 <w:kern w:val="2"/>
                 <w14:ligatures w14:val="standardContextual"/>
               </w:rPr>
-              <w:t>Experience</w:t>
-            </w:r>
-            <w:proofErr w:type="gramStart"/>
-            <w:r>
-              <w:rPr>
-                <w:rFonts w:ascii="Bookman Old Style" w:hAnsi="Bookman Old Style"/>
-                <w:b/>
-                <w:kern w:val="2"/>
-                <w14:ligatures w14:val="standardContextual"/>
-              </w:rPr>
-              <w:t xml:space="preserve">: </w:t>
+              <w:t xml:space="preserve">Experience: </w:t>
             </w:r>
             <w:r>
               <w:rPr>
@@ -863,7 +842,6 @@
               <w:t>{</w:t>
             </w:r>
             <w:proofErr w:type="spellStart"/>
-            <w:proofErr w:type="gramEnd"/>
             <w:r>
               <w:rPr>
                 <w:rFonts w:ascii="Bookman Old Style" w:hAnsi="Bookman Old Style"/>
@@ -1016,17 +994,7 @@
                 <w:kern w:val="2"/>
                 <w14:ligatures w14:val="standardContextual"/>
               </w:rPr>
-              <w:t>Eligibility</w:t>
-            </w:r>
-            <w:proofErr w:type="gramStart"/>
-            <w:r>
-              <w:rPr>
-                <w:rFonts w:ascii="Bookman Old Style" w:hAnsi="Bookman Old Style"/>
-                <w:b/>
-                <w:kern w:val="2"/>
-                <w14:ligatures w14:val="standardContextual"/>
-              </w:rPr>
-              <w:t>:</w:t>
+              <w:t>Eligibility:</w:t>
             </w:r>
             <w:r>
               <w:rPr>
@@ -1047,7 +1015,6 @@
               <w:t>{</w:t>
             </w:r>
             <w:proofErr w:type="spellStart"/>
-            <w:proofErr w:type="gramEnd"/>
             <w:r>
               <w:rPr>
                 <w:rFonts w:ascii="Bookman Old Style" w:hAnsi="Bookman Old Style"/>

--- a/rsp-dashboard/public/templates/Notice to Qualified - Higher Teaching.docx
+++ b/rsp-dashboard/public/templates/Notice to Qualified - Higher Teaching.docx
@@ -1545,14 +1545,6 @@
         </w:tc>
       </w:tr>
     </w:tbl>
-    <w:p>
-      <w:pPr>
-        <w:pStyle w:val="NoSpacing"/>
-        <w:rPr>
-          <w:rFonts w:ascii="Bookman Old Style" w:hAnsi="Bookman Old Style"/>
-        </w:rPr>
-      </w:pPr>
-    </w:p>
     <w:p>
       <w:pPr>
         <w:pStyle w:val="NoSpacing"/>

--- a/rsp-dashboard/public/templates/Notice to Qualified - Higher Teaching.docx
+++ b/rsp-dashboard/public/templates/Notice to Qualified - Higher Teaching.docx
@@ -259,10 +259,10 @@
         <w:tblLook w:val="04A0" w:firstRow="1" w:lastRow="0" w:firstColumn="1" w:lastColumn="0" w:noHBand="0" w:noVBand="1"/>
       </w:tblPr>
       <w:tblGrid>
-        <w:gridCol w:w="1811"/>
-        <w:gridCol w:w="3904"/>
-        <w:gridCol w:w="2836"/>
-        <w:gridCol w:w="1889"/>
+        <w:gridCol w:w="1781"/>
+        <w:gridCol w:w="3814"/>
+        <w:gridCol w:w="2794"/>
+        <w:gridCol w:w="2051"/>
       </w:tblGrid>
       <w:tr>
         <w:tc>
@@ -453,6 +453,7 @@
               </w:rPr>
               <w:t>Education:</w:t>
             </w:r>
+            <w:proofErr w:type="gramStart"/>
             <w:r>
               <w:rPr>
                 <w:rFonts w:ascii="Bookman Old Style" w:hAnsi="Bookman Old Style"/>
@@ -489,6 +490,7 @@
               <w:t>{</w:t>
             </w:r>
             <w:proofErr w:type="spellStart"/>
+            <w:proofErr w:type="gramEnd"/>
             <w:r>
               <w:rPr>
                 <w:rFonts w:ascii="Bookman Old Style" w:hAnsi="Bookman Old Style"/>
@@ -641,7 +643,17 @@
                 <w:kern w:val="2"/>
                 <w14:ligatures w14:val="standardContextual"/>
               </w:rPr>
-              <w:t xml:space="preserve">Training: </w:t>
+              <w:t>Training</w:t>
+            </w:r>
+            <w:proofErr w:type="gramStart"/>
+            <w:r>
+              <w:rPr>
+                <w:rFonts w:ascii="Bookman Old Style" w:hAnsi="Bookman Old Style"/>
+                <w:b/>
+                <w:kern w:val="2"/>
+                <w14:ligatures w14:val="standardContextual"/>
+              </w:rPr>
+              <w:t xml:space="preserve">: </w:t>
             </w:r>
             <w:r>
               <w:rPr>
@@ -662,6 +674,7 @@
               <w:t>{</w:t>
             </w:r>
             <w:proofErr w:type="spellStart"/>
+            <w:proofErr w:type="gramEnd"/>
             <w:r>
               <w:rPr>
                 <w:rFonts w:ascii="Bookman Old Style" w:hAnsi="Bookman Old Style"/>
@@ -821,7 +834,17 @@
                 <w:kern w:val="2"/>
                 <w14:ligatures w14:val="standardContextual"/>
               </w:rPr>
-              <w:t xml:space="preserve">Experience: </w:t>
+              <w:t>Experience</w:t>
+            </w:r>
+            <w:proofErr w:type="gramStart"/>
+            <w:r>
+              <w:rPr>
+                <w:rFonts w:ascii="Bookman Old Style" w:hAnsi="Bookman Old Style"/>
+                <w:b/>
+                <w:kern w:val="2"/>
+                <w14:ligatures w14:val="standardContextual"/>
+              </w:rPr>
+              <w:t xml:space="preserve">: </w:t>
             </w:r>
             <w:r>
               <w:rPr>
@@ -842,6 +865,7 @@
               <w:t>{</w:t>
             </w:r>
             <w:proofErr w:type="spellStart"/>
+            <w:proofErr w:type="gramEnd"/>
             <w:r>
               <w:rPr>
                 <w:rFonts w:ascii="Bookman Old Style" w:hAnsi="Bookman Old Style"/>
@@ -994,7 +1018,17 @@
                 <w:kern w:val="2"/>
                 <w14:ligatures w14:val="standardContextual"/>
               </w:rPr>
-              <w:t>Eligibility:</w:t>
+              <w:t>Eligibility</w:t>
+            </w:r>
+            <w:proofErr w:type="gramStart"/>
+            <w:r>
+              <w:rPr>
+                <w:rFonts w:ascii="Bookman Old Style" w:hAnsi="Bookman Old Style"/>
+                <w:b/>
+                <w:kern w:val="2"/>
+                <w14:ligatures w14:val="standardContextual"/>
+              </w:rPr>
+              <w:t>:</w:t>
             </w:r>
             <w:r>
               <w:rPr>
@@ -1015,6 +1049,7 @@
               <w:t>{</w:t>
             </w:r>
             <w:proofErr w:type="spellStart"/>
+            <w:proofErr w:type="gramEnd"/>
             <w:r>
               <w:rPr>
                 <w:rFonts w:ascii="Bookman Old Style" w:hAnsi="Bookman Old Style"/>
@@ -1284,7 +1319,17 @@
                 <w:kern w:val="2"/>
                 <w14:ligatures w14:val="standardContextual"/>
               </w:rPr>
-              <w:t>Performance:</w:t>
+              <w:t>Performance</w:t>
+            </w:r>
+            <w:proofErr w:type="gramStart"/>
+            <w:r>
+              <w:rPr>
+                <w:rFonts w:ascii="Bookman Old Style" w:hAnsi="Bookman Old Style"/>
+                <w:b/>
+                <w:kern w:val="2"/>
+                <w14:ligatures w14:val="standardContextual"/>
+              </w:rPr>
+              <w:t>:</w:t>
             </w:r>
             <w:r>
               <w:rPr>
@@ -1302,7 +1347,30 @@
                 <w:kern w:val="2"/>
                 <w14:ligatures w14:val="standardContextual"/>
               </w:rPr>
-              <w:t>At least Very Satisfactory on the last three (3) immediately preceding rating periods, each covering one (1) year performance</w:t>
+              <w:t>{</w:t>
+            </w:r>
+            <w:proofErr w:type="spellStart"/>
+            <w:proofErr w:type="gramEnd"/>
+            <w:r>
+              <w:rPr>
+                <w:rFonts w:ascii="Bookman Old Style" w:hAnsi="Bookman Old Style"/>
+                <w:bCs/>
+                <w:color w:val="EE0000"/>
+                <w:kern w:val="2"/>
+                <w14:ligatures w14:val="standardContextual"/>
+              </w:rPr>
+              <w:t>QSPerformance</w:t>
+            </w:r>
+            <w:proofErr w:type="spellEnd"/>
+            <w:r>
+              <w:rPr>
+                <w:rFonts w:ascii="Bookman Old Style" w:hAnsi="Bookman Old Style"/>
+                <w:bCs/>
+                <w:color w:val="EE0000"/>
+                <w:kern w:val="2"/>
+                <w14:ligatures w14:val="standardContextual"/>
+              </w:rPr>
+              <w:t>}</w:t>
             </w:r>
           </w:p>
         </w:tc>
@@ -1328,7 +1396,7 @@
               <w:rPr>
                 <w:rFonts w:ascii="Bookman Old Style" w:hAnsi="Bookman Old Style"/>
               </w:rPr>
-              <w:t>SY 2021-2022: 3.756 (VS)</w:t>
+              <w:t>{Rating1}</w:t>
             </w:r>
           </w:p>
         </w:tc>
@@ -1346,7 +1414,6 @@
           <w:p>
             <w:pPr>
               <w:pStyle w:val="NoSpacing"/>
-              <w:jc w:val="center"/>
               <w:rPr>
                 <w:rFonts w:ascii="Bookman Old Style" w:hAnsi="Bookman Old Style"/>
               </w:rPr>
@@ -1354,8 +1421,31 @@
             <w:r>
               <w:rPr>
                 <w:rFonts w:ascii="Bookman Old Style" w:hAnsi="Bookman Old Style"/>
-              </w:rPr>
-              <w:t>Met</w:t>
+                <w:kern w:val="2"/>
+                <w:lang w:val="en-US"/>
+                <w14:ligatures w14:val="standardContextual"/>
+              </w:rPr>
+              <w:t>{</w:t>
+            </w:r>
+            <w:proofErr w:type="spellStart"/>
+            <w:r>
+              <w:rPr>
+                <w:rFonts w:ascii="Bookman Old Style" w:hAnsi="Bookman Old Style"/>
+                <w:kern w:val="2"/>
+                <w:lang w:val="en-US"/>
+                <w14:ligatures w14:val="standardContextual"/>
+              </w:rPr>
+              <w:t>RmPerformance</w:t>
+            </w:r>
+            <w:proofErr w:type="spellEnd"/>
+            <w:r>
+              <w:rPr>
+                <w:rFonts w:ascii="Bookman Old Style" w:hAnsi="Bookman Old Style"/>
+                <w:kern w:val="2"/>
+                <w:lang w:val="en-US"/>
+                <w14:ligatures w14:val="standardContextual"/>
+              </w:rPr>
+              <w:t>}</w:t>
             </w:r>
           </w:p>
         </w:tc>
@@ -1427,7 +1517,7 @@
               <w:rPr>
                 <w:rFonts w:ascii="Bookman Old Style" w:hAnsi="Bookman Old Style"/>
               </w:rPr>
-              <w:t>SY 2022-2023: 3.756 (VS)</w:t>
+              <w:t>{Rating2}</w:t>
             </w:r>
           </w:p>
         </w:tc>
@@ -1518,7 +1608,19 @@
               <w:rPr>
                 <w:rFonts w:ascii="Bookman Old Style" w:hAnsi="Bookman Old Style"/>
               </w:rPr>
-              <w:t>SY 2023-2024: 3.756 (VS)</w:t>
+              <w:t>{Rating</w:t>
+            </w:r>
+            <w:r>
+              <w:rPr>
+                <w:rFonts w:ascii="Bookman Old Style" w:hAnsi="Bookman Old Style"/>
+              </w:rPr>
+              <w:t>3</w:t>
+            </w:r>
+            <w:r>
+              <w:rPr>
+                <w:rFonts w:ascii="Bookman Old Style" w:hAnsi="Bookman Old Style"/>
+              </w:rPr>
+              <w:t>}</w:t>
             </w:r>
           </w:p>
         </w:tc>
@@ -1548,6 +1650,15 @@
     <w:p>
       <w:pPr>
         <w:pStyle w:val="NoSpacing"/>
+        <w:rPr>
+          <w:rFonts w:ascii="Bookman Old Style" w:hAnsi="Bookman Old Style"/>
+        </w:rPr>
+      </w:pPr>
+    </w:p>
+    <w:p>
+      <w:pPr>
+        <w:pStyle w:val="NoSpacing"/>
+        <w:jc w:val="both"/>
         <w:rPr>
           <w:rFonts w:ascii="Bookman Old Style" w:hAnsi="Bookman Old Style"/>
         </w:rPr>
